--- a/submission/02_配套文档/docx/快速启动指南.docx
+++ b/submission/02_配套文档/docx/快速启动指南.docx
@@ -61,7 +61,7 @@
           <w:color w:val="666666"/>
           <w:sz w:val="21"/>
         </w:rPr>
-        <w:t>中国软件杯 A3 赛题 · 基于大模型的个性化资源生成与学习多智能体系统开发</w:t>
+        <w:t>2026 福建高校「火山杯」Agent 创新大赛 · 参赛作品</w:t>
       </w:r>
     </w:p>
     <w:p>
@@ -92,7 +92,7 @@
           <w:color w:val="1A1A2E"/>
           <w:sz w:val="21"/>
         </w:rPr>
-        <w:t>文档版本：v2.0    日期：2026-07-20</w:t>
+        <w:t>文档版本：v2.1    日期：2026-09-19</w:t>
       </w:r>
     </w:p>
     <w:p>

--- a/submission/02_配套文档/docx/快速启动指南.docx
+++ b/submission/02_配套文档/docx/快速启动指南.docx
@@ -2024,7 +2024,7 @@
           <w:color w:val="999999"/>
           <w:sz w:val="17"/>
         </w:rPr>
-        <w:t>━ 本文档由 MARS-408 参赛团队编写，配套中国软件杯 A3 赛题提交 ━</w:t>
+        <w:t>━ 本文档由 MARS-408 参赛团队编写，2026 福建高校「火山杯」Agent 创新大赛参赛配套 ━</w:t>
       </w:r>
     </w:p>
     <w:sectPr>

--- a/submission/02_配套文档/docx/快速启动指南.docx
+++ b/submission/02_配套文档/docx/快速启动指南.docx
@@ -2,20 +2,22 @@
 <file path=word/document.xml><?xml version="1.0" encoding="utf-8"?>
 <w:document xmlns:wpc="http://schemas.microsoft.com/office/word/2010/wordprocessingCanvas" xmlns:mo="http://schemas.microsoft.com/office/mac/office/2008/main" xmlns:mc="http://schemas.openxmlformats.org/markup-compatibility/2006" xmlns:mv="urn:schemas-microsoft-com:mac:vml" xmlns:o="urn:schemas-microsoft-com:office:office" xmlns:r="http://schemas.openxmlformats.org/officeDocument/2006/relationships" xmlns:m="http://schemas.openxmlformats.org/officeDocument/2006/math" xmlns:v="urn:schemas-microsoft-com:vml" xmlns:wp14="http://schemas.microsoft.com/office/word/2010/wordprocessingDrawing" xmlns:wp="http://schemas.openxmlformats.org/drawingml/2006/wordprocessingDrawing" xmlns:w10="urn:schemas-microsoft-com:office:word" xmlns:w="http://schemas.openxmlformats.org/wordprocessingml/2006/main" xmlns:w14="http://schemas.microsoft.com/office/word/2010/wordml" xmlns:wpg="http://schemas.microsoft.com/office/word/2010/wordprocessingGroup" xmlns:wpi="http://schemas.microsoft.com/office/word/2010/wordprocessingInk" xmlns:wne="http://schemas.microsoft.com/office/word/2006/wordml" xmlns:wps="http://schemas.microsoft.com/office/word/2010/wordprocessingShape" mc:Ignorable="w14 wp14">
   <w:body>
+    <w:p/>
+    <w:p/>
+    <w:p/>
     <w:p>
       <w:pPr>
-        <w:spacing w:after="0"/>
+        <w:jc w:val="center"/>
       </w:pPr>
-    </w:p>
-    <w:p>
-      <w:pPr>
-        <w:spacing w:after="0"/>
-      </w:pPr>
-    </w:p>
-    <w:p>
-      <w:pPr>
-        <w:spacing w:after="0"/>
-      </w:pPr>
+      <w:r>
+        <w:rPr>
+          <w:rFonts w:ascii="Calibri" w:hAnsi="Calibri" w:eastAsia="宋体"/>
+          <w:b/>
+          <w:color w:val="6C2BD9"/>
+          <w:sz w:val="26"/>
+        </w:rPr>
+        <w:t>闽江大学 · 芒得很职</w:t>
+      </w:r>
     </w:p>
     <w:p>
       <w:pPr>
@@ -23,45 +25,12 @@
       </w:pPr>
       <w:r>
         <w:rPr>
-          <w:rFonts w:ascii="Calibri" w:hAnsi="Calibri" w:eastAsia="黑体"/>
+          <w:rFonts w:ascii="Calibri" w:hAnsi="Calibri" w:eastAsia="宋体"/>
           <w:b/>
-          <w:i w:val="0"/>
-          <w:color w:val="6C2BD9"/>
-          <w:sz w:val="26"/>
-        </w:rPr>
-        <w:t>MARS-408 · 计算机408考研个性化学习多智能体系统</w:t>
-      </w:r>
-    </w:p>
-    <w:p>
-      <w:pPr>
-        <w:spacing w:before="480" w:after="160"/>
-        <w:jc w:val="center"/>
-      </w:pPr>
-      <w:r>
-        <w:rPr>
-          <w:rFonts w:ascii="Calibri" w:hAnsi="Calibri" w:eastAsia="黑体"/>
-          <w:b/>
-          <w:i w:val="0"/>
           <w:color w:val="1A1A2E"/>
           <w:sz w:val="52"/>
         </w:rPr>
-        <w:t>MARS-408 快速启动指南</w:t>
-      </w:r>
-    </w:p>
-    <w:p>
-      <w:pPr>
-        <w:spacing w:before="360"/>
-        <w:jc w:val="center"/>
-      </w:pPr>
-      <w:r>
-        <w:rPr>
-          <w:rFonts w:ascii="Calibri" w:hAnsi="Calibri" w:eastAsia="宋体"/>
-          <w:b w:val="0"/>
-          <w:i w:val="0"/>
-          <w:color w:val="666666"/>
-          <w:sz w:val="21"/>
-        </w:rPr>
-        <w:t>2026 福建高校「火山杯」Agent 创新大赛 · 参赛作品</w:t>
+        <w:t>芒得很职 快速启动指南</w:t>
       </w:r>
     </w:p>
     <w:p>
@@ -72,27 +41,10 @@
         <w:rPr>
           <w:rFonts w:ascii="Calibri" w:hAnsi="Calibri" w:eastAsia="宋体"/>
           <w:b w:val="0"/>
-          <w:i w:val="0"/>
-          <w:color w:val="6C2BD9"/>
-          <w:sz w:val="22"/>
-        </w:rPr>
-        <w:t>━━━━━━━━━━━━━━━━━━</w:t>
-      </w:r>
-    </w:p>
-    <w:p>
-      <w:pPr>
-        <w:spacing w:before="240"/>
-        <w:jc w:val="center"/>
-      </w:pPr>
-      <w:r>
-        <w:rPr>
-          <w:rFonts w:ascii="Calibri" w:hAnsi="Calibri" w:eastAsia="宋体"/>
-          <w:b w:val="0"/>
-          <w:i w:val="0"/>
-          <w:color w:val="1A1A2E"/>
+          <w:color w:val="666666"/>
           <w:sz w:val="21"/>
         </w:rPr>
-        <w:t>文档版本：v2.1    日期：2026-09-19</w:t>
+        <w:t>计算机类学生职业素养对抗实训平台</w:t>
       </w:r>
     </w:p>
     <w:p>
@@ -103,28 +55,35 @@
         <w:rPr>
           <w:rFonts w:ascii="Calibri" w:hAnsi="Calibri" w:eastAsia="宋体"/>
           <w:b w:val="0"/>
-          <w:i w:val="0"/>
-          <w:color w:val="1A1A2E"/>
-          <w:sz w:val="21"/>
+          <w:color w:val="6C2BD9"/>
+          <w:sz w:val="22"/>
         </w:rPr>
-        <w:t>提交方：MARS-408 参赛团队    赛题组别：A 组</w:t>
-      </w:r>
-    </w:p>
-    <w:p>
-      <w:r>
-        <w:br w:type="page"/>
+        <w:t>━━━━━━━━━━━━━━━━━━━━━━━━━━━━━━━━━━</w:t>
       </w:r>
     </w:p>
     <w:p>
       <w:pPr>
-        <w:spacing w:after="160"/>
         <w:jc w:val="center"/>
       </w:pPr>
       <w:r>
         <w:rPr>
-          <w:rFonts w:ascii="Calibri" w:hAnsi="Calibri" w:eastAsia="黑体"/>
+          <w:rFonts w:ascii="Calibri" w:hAnsi="Calibri" w:eastAsia="宋体"/>
+          <w:b w:val="0"/>
+          <w:color w:val="1A1A2E"/>
+          <w:sz w:val="21"/>
+        </w:rPr>
+        <w:t>闽江大学 · 计算机类学生职业素养对抗实训平台</w:t>
+      </w:r>
+    </w:p>
+    <w:p/>
+    <w:p>
+      <w:pPr>
+        <w:jc w:val="center"/>
+      </w:pPr>
+      <w:r>
+        <w:rPr>
+          <w:rFonts w:ascii="Calibri" w:hAnsi="Calibri" w:eastAsia="宋体"/>
           <w:b/>
-          <w:i w:val="0"/>
           <w:color w:val="6C2BD9"/>
           <w:sz w:val="30"/>
         </w:rPr>
@@ -133,18 +92,26 @@
     </w:p>
     <w:p>
       <w:r>
+        <w:rPr>
+          <w:rFonts w:ascii="Calibri" w:hAnsi="Calibri" w:eastAsia="宋体"/>
+          <w:color w:val="1A1A2E"/>
+          <w:sz w:val="21"/>
+        </w:rPr>
         <w:fldChar w:fldCharType="begin"/>
         <w:instrText xml:space="preserve">TOC \o "1-3" \h \z \u</w:instrText>
         <w:fldChar w:fldCharType="separate"/>
-        <w:t>右键更新域可生成目录</w:t>
         <w:fldChar w:fldCharType="end"/>
       </w:r>
-    </w:p>
-    <w:p>
       <w:r>
-        <w:br w:type="page"/>
+        <w:rPr>
+          <w:rFonts w:ascii="Calibri" w:hAnsi="Calibri" w:eastAsia="宋体"/>
+          <w:color w:val="666666"/>
+          <w:sz w:val="21"/>
+        </w:rPr>
+        <w:t>右键更新域可生成目录</w:t>
       </w:r>
     </w:p>
+    <w:p/>
     <w:p>
       <w:pPr>
         <w:spacing w:before="60" w:after="60" w:line="312" w:lineRule="auto"/>
@@ -173,7 +140,6 @@
         <w:rPr>
           <w:rFonts w:ascii="Calibri" w:hAnsi="Calibri" w:eastAsia="宋体"/>
           <w:b w:val="0"/>
-          <w:i w:val="0"/>
           <w:color w:val="999999"/>
           <w:sz w:val="18"/>
         </w:rPr>
@@ -182,9 +148,15 @@
     </w:p>
     <w:p>
       <w:pPr>
-        <w:pStyle w:val="Heading2"/>
+        <w:pStyle w:val="Heading1"/>
       </w:pPr>
       <w:r>
+        <w:rPr>
+          <w:rFonts w:ascii="Calibri" w:hAnsi="Calibri" w:eastAsia="宋体"/>
+          <w:b/>
+          <w:color w:val="6C2BD9"/>
+          <w:sz w:val="28"/>
+        </w:rPr>
         <w:t>一、环境要求</w:t>
       </w:r>
     </w:p>
@@ -196,32 +168,26 @@
         <w:tblLook w:firstColumn="1" w:firstRow="1" w:lastColumn="0" w:lastRow="0" w:noHBand="0" w:noVBand="1" w:val="04A0"/>
       </w:tblPr>
       <w:tblGrid>
-        <w:gridCol w:w="3173"/>
-        <w:gridCol w:w="3173"/>
-        <w:gridCol w:w="3173"/>
+        <w:gridCol w:w="2880"/>
+        <w:gridCol w:w="2880"/>
+        <w:gridCol w:w="2880"/>
       </w:tblGrid>
       <w:tr>
         <w:tc>
           <w:tcPr>
-            <w:tcW w:type="dxa" w:w="3173"/>
-            <w:shd w:val="clear" w:color="auto" w:fill="6C2BD9"/>
+            <w:tcW w:type="dxa" w:w="2880"/>
           </w:tcPr>
           <w:p>
             <w:pPr>
-              <w:spacing w:after="40" w:before="40"/>
+              <w:spacing w:before="40" w:after="40"/>
             </w:pPr>
-            <w:r>
-              <w:rPr>
-                <w:b/>
-              </w:rPr>
-            </w:r>
             <w:r>
               <w:rPr>
                 <w:rFonts w:ascii="Calibri" w:hAnsi="Calibri" w:eastAsia="宋体"/>
                 <w:b/>
                 <w:i w:val="0"/>
-                <w:color w:val="FFFFFF"/>
-                <w:sz w:val="20"/>
+                <w:color w:val="1A1A2E"/>
+                <w:sz w:val="18"/>
               </w:rPr>
               <w:t>组件</w:t>
             </w:r>
@@ -229,25 +195,19 @@
         </w:tc>
         <w:tc>
           <w:tcPr>
-            <w:tcW w:type="dxa" w:w="3173"/>
-            <w:shd w:val="clear" w:color="auto" w:fill="6C2BD9"/>
+            <w:tcW w:type="dxa" w:w="2880"/>
           </w:tcPr>
           <w:p>
             <w:pPr>
-              <w:spacing w:after="40" w:before="40"/>
+              <w:spacing w:before="40" w:after="40"/>
             </w:pPr>
-            <w:r>
-              <w:rPr>
-                <w:b/>
-              </w:rPr>
-            </w:r>
             <w:r>
               <w:rPr>
                 <w:rFonts w:ascii="Calibri" w:hAnsi="Calibri" w:eastAsia="宋体"/>
                 <w:b/>
                 <w:i w:val="0"/>
-                <w:color w:val="FFFFFF"/>
-                <w:sz w:val="20"/>
+                <w:color w:val="1A1A2E"/>
+                <w:sz w:val="18"/>
               </w:rPr>
               <w:t>版本要求</w:t>
             </w:r>
@@ -255,25 +215,19 @@
         </w:tc>
         <w:tc>
           <w:tcPr>
-            <w:tcW w:type="dxa" w:w="3173"/>
-            <w:shd w:val="clear" w:color="auto" w:fill="6C2BD9"/>
+            <w:tcW w:type="dxa" w:w="2880"/>
           </w:tcPr>
           <w:p>
             <w:pPr>
-              <w:spacing w:after="40" w:before="40"/>
+              <w:spacing w:before="40" w:after="40"/>
             </w:pPr>
-            <w:r>
-              <w:rPr>
-                <w:b/>
-              </w:rPr>
-            </w:r>
             <w:r>
               <w:rPr>
                 <w:rFonts w:ascii="Calibri" w:hAnsi="Calibri" w:eastAsia="宋体"/>
                 <w:b/>
                 <w:i w:val="0"/>
-                <w:color w:val="FFFFFF"/>
-                <w:sz w:val="20"/>
+                <w:color w:val="1A1A2E"/>
+                <w:sz w:val="18"/>
               </w:rPr>
               <w:t>获取方式</w:t>
             </w:r>
@@ -283,20 +237,19 @@
       <w:tr>
         <w:tc>
           <w:tcPr>
-            <w:tcW w:type="dxa" w:w="3173"/>
+            <w:tcW w:type="dxa" w:w="2880"/>
           </w:tcPr>
           <w:p>
             <w:pPr>
-              <w:spacing w:after="40" w:before="40"/>
+              <w:spacing w:before="40" w:after="40"/>
             </w:pPr>
-            <w:r/>
             <w:r>
               <w:rPr>
                 <w:rFonts w:ascii="Calibri" w:hAnsi="Calibri" w:eastAsia="宋体"/>
                 <w:b w:val="0"/>
                 <w:i w:val="0"/>
                 <w:color w:val="1A1A2E"/>
-                <w:sz w:val="19"/>
+                <w:sz w:val="18"/>
               </w:rPr>
               <w:t>Python</w:t>
             </w:r>
@@ -304,20 +257,19 @@
         </w:tc>
         <w:tc>
           <w:tcPr>
-            <w:tcW w:type="dxa" w:w="3173"/>
+            <w:tcW w:type="dxa" w:w="2880"/>
           </w:tcPr>
           <w:p>
             <w:pPr>
-              <w:spacing w:after="40" w:before="40"/>
+              <w:spacing w:before="40" w:after="40"/>
             </w:pPr>
-            <w:r/>
             <w:r>
               <w:rPr>
                 <w:rFonts w:ascii="Calibri" w:hAnsi="Calibri" w:eastAsia="宋体"/>
                 <w:b w:val="0"/>
                 <w:i w:val="0"/>
                 <w:color w:val="1A1A2E"/>
-                <w:sz w:val="19"/>
+                <w:sz w:val="18"/>
               </w:rPr>
               <w:t>&gt;= 3.12</w:t>
             </w:r>
@@ -325,20 +277,19 @@
         </w:tc>
         <w:tc>
           <w:tcPr>
-            <w:tcW w:type="dxa" w:w="3173"/>
+            <w:tcW w:type="dxa" w:w="2880"/>
           </w:tcPr>
           <w:p>
             <w:pPr>
-              <w:spacing w:after="40" w:before="40"/>
+              <w:spacing w:before="40" w:after="40"/>
             </w:pPr>
-            <w:r/>
             <w:r>
               <w:rPr>
                 <w:rFonts w:ascii="Calibri" w:hAnsi="Calibri" w:eastAsia="宋体"/>
                 <w:b w:val="0"/>
                 <w:i w:val="0"/>
                 <w:color w:val="1A1A2E"/>
-                <w:sz w:val="19"/>
+                <w:sz w:val="18"/>
               </w:rPr>
               <w:t>python.org</w:t>
             </w:r>
@@ -348,21 +299,19 @@
       <w:tr>
         <w:tc>
           <w:tcPr>
-            <w:tcW w:type="dxa" w:w="3173"/>
-            <w:shd w:val="clear" w:color="auto" w:fill="F4F2FA"/>
+            <w:tcW w:type="dxa" w:w="2880"/>
           </w:tcPr>
           <w:p>
             <w:pPr>
-              <w:spacing w:after="40" w:before="40"/>
+              <w:spacing w:before="40" w:after="40"/>
             </w:pPr>
-            <w:r/>
             <w:r>
               <w:rPr>
                 <w:rFonts w:ascii="Calibri" w:hAnsi="Calibri" w:eastAsia="宋体"/>
                 <w:b w:val="0"/>
                 <w:i w:val="0"/>
                 <w:color w:val="1A1A2E"/>
-                <w:sz w:val="19"/>
+                <w:sz w:val="18"/>
               </w:rPr>
               <w:t>Node.js</w:t>
             </w:r>
@@ -370,21 +319,19 @@
         </w:tc>
         <w:tc>
           <w:tcPr>
-            <w:tcW w:type="dxa" w:w="3173"/>
-            <w:shd w:val="clear" w:color="auto" w:fill="F4F2FA"/>
+            <w:tcW w:type="dxa" w:w="2880"/>
           </w:tcPr>
           <w:p>
             <w:pPr>
-              <w:spacing w:after="40" w:before="40"/>
+              <w:spacing w:before="40" w:after="40"/>
             </w:pPr>
-            <w:r/>
             <w:r>
               <w:rPr>
                 <w:rFonts w:ascii="Calibri" w:hAnsi="Calibri" w:eastAsia="宋体"/>
                 <w:b w:val="0"/>
                 <w:i w:val="0"/>
                 <w:color w:val="1A1A2E"/>
-                <w:sz w:val="19"/>
+                <w:sz w:val="18"/>
               </w:rPr>
               <w:t>&gt;= 20.19 或 &gt;= 22.12</w:t>
             </w:r>
@@ -392,21 +339,19 @@
         </w:tc>
         <w:tc>
           <w:tcPr>
-            <w:tcW w:type="dxa" w:w="3173"/>
-            <w:shd w:val="clear" w:color="auto" w:fill="F4F2FA"/>
+            <w:tcW w:type="dxa" w:w="2880"/>
           </w:tcPr>
           <w:p>
             <w:pPr>
-              <w:spacing w:after="40" w:before="40"/>
+              <w:spacing w:before="40" w:after="40"/>
             </w:pPr>
-            <w:r/>
             <w:r>
               <w:rPr>
                 <w:rFonts w:ascii="Calibri" w:hAnsi="Calibri" w:eastAsia="宋体"/>
                 <w:b w:val="0"/>
                 <w:i w:val="0"/>
                 <w:color w:val="1A1A2E"/>
-                <w:sz w:val="19"/>
+                <w:sz w:val="18"/>
               </w:rPr>
               <w:t>nodejs.org</w:t>
             </w:r>
@@ -416,20 +361,19 @@
       <w:tr>
         <w:tc>
           <w:tcPr>
-            <w:tcW w:type="dxa" w:w="3173"/>
+            <w:tcW w:type="dxa" w:w="2880"/>
           </w:tcPr>
           <w:p>
             <w:pPr>
-              <w:spacing w:after="40" w:before="40"/>
+              <w:spacing w:before="40" w:after="40"/>
             </w:pPr>
-            <w:r/>
             <w:r>
               <w:rPr>
                 <w:rFonts w:ascii="Calibri" w:hAnsi="Calibri" w:eastAsia="宋体"/>
                 <w:b w:val="0"/>
                 <w:i w:val="0"/>
                 <w:color w:val="1A1A2E"/>
-                <w:sz w:val="19"/>
+                <w:sz w:val="18"/>
               </w:rPr>
               <w:t>Bun</w:t>
             </w:r>
@@ -437,20 +381,19 @@
         </w:tc>
         <w:tc>
           <w:tcPr>
-            <w:tcW w:type="dxa" w:w="3173"/>
+            <w:tcW w:type="dxa" w:w="2880"/>
           </w:tcPr>
           <w:p>
             <w:pPr>
-              <w:spacing w:after="40" w:before="40"/>
+              <w:spacing w:before="40" w:after="40"/>
             </w:pPr>
-            <w:r/>
             <w:r>
               <w:rPr>
                 <w:rFonts w:ascii="Calibri" w:hAnsi="Calibri" w:eastAsia="宋体"/>
                 <w:b w:val="0"/>
                 <w:i w:val="0"/>
                 <w:color w:val="1A1A2E"/>
-                <w:sz w:val="19"/>
+                <w:sz w:val="18"/>
               </w:rPr>
               <w:t>最新版</w:t>
             </w:r>
@@ -458,20 +401,19 @@
         </w:tc>
         <w:tc>
           <w:tcPr>
-            <w:tcW w:type="dxa" w:w="3173"/>
+            <w:tcW w:type="dxa" w:w="2880"/>
           </w:tcPr>
           <w:p>
             <w:pPr>
-              <w:spacing w:after="40" w:before="40"/>
+              <w:spacing w:before="40" w:after="40"/>
             </w:pPr>
-            <w:r/>
             <w:r>
               <w:rPr>
                 <w:rFonts w:ascii="Calibri" w:hAnsi="Calibri" w:eastAsia="宋体"/>
                 <w:b w:val="0"/>
                 <w:i w:val="0"/>
                 <w:color w:val="1A1A2E"/>
-                <w:sz w:val="19"/>
+                <w:sz w:val="18"/>
               </w:rPr>
               <w:t>bun.sh（</w:t>
             </w:r>
@@ -480,8 +422,8 @@
                 <w:rFonts w:ascii="Consolas" w:hAnsi="Consolas" w:eastAsia="Consolas"/>
                 <w:b w:val="0"/>
                 <w:i w:val="0"/>
-                <w:color w:val="C53AE8"/>
-                <w:sz w:val="18"/>
+                <w:color w:val="1A1A2E"/>
+                <w:sz w:val="17"/>
               </w:rPr>
               <w:t>npm i -g bun</w:t>
             </w:r>
@@ -491,7 +433,7 @@
                 <w:b w:val="0"/>
                 <w:i w:val="0"/>
                 <w:color w:val="1A1A2E"/>
-                <w:sz w:val="19"/>
+                <w:sz w:val="18"/>
               </w:rPr>
               <w:t>）</w:t>
             </w:r>
@@ -501,21 +443,19 @@
       <w:tr>
         <w:tc>
           <w:tcPr>
-            <w:tcW w:type="dxa" w:w="3173"/>
-            <w:shd w:val="clear" w:color="auto" w:fill="F4F2FA"/>
+            <w:tcW w:type="dxa" w:w="2880"/>
           </w:tcPr>
           <w:p>
             <w:pPr>
-              <w:spacing w:after="40" w:before="40"/>
+              <w:spacing w:before="40" w:after="40"/>
             </w:pPr>
-            <w:r/>
             <w:r>
               <w:rPr>
                 <w:rFonts w:ascii="Calibri" w:hAnsi="Calibri" w:eastAsia="宋体"/>
                 <w:b w:val="0"/>
                 <w:i w:val="0"/>
                 <w:color w:val="1A1A2E"/>
-                <w:sz w:val="19"/>
+                <w:sz w:val="18"/>
               </w:rPr>
               <w:t>可选：Milvus</w:t>
             </w:r>
@@ -523,21 +463,19 @@
         </w:tc>
         <w:tc>
           <w:tcPr>
-            <w:tcW w:type="dxa" w:w="3173"/>
-            <w:shd w:val="clear" w:color="auto" w:fill="F4F2FA"/>
+            <w:tcW w:type="dxa" w:w="2880"/>
           </w:tcPr>
           <w:p>
             <w:pPr>
-              <w:spacing w:after="40" w:before="40"/>
+              <w:spacing w:before="40" w:after="40"/>
             </w:pPr>
-            <w:r/>
             <w:r>
               <w:rPr>
                 <w:rFonts w:ascii="Calibri" w:hAnsi="Calibri" w:eastAsia="宋体"/>
                 <w:b w:val="0"/>
                 <w:i w:val="0"/>
                 <w:color w:val="1A1A2E"/>
-                <w:sz w:val="19"/>
+                <w:sz w:val="18"/>
               </w:rPr>
               <w:t>2.3+</w:t>
             </w:r>
@@ -545,21 +483,19 @@
         </w:tc>
         <w:tc>
           <w:tcPr>
-            <w:tcW w:type="dxa" w:w="3173"/>
-            <w:shd w:val="clear" w:color="auto" w:fill="F4F2FA"/>
+            <w:tcW w:type="dxa" w:w="2880"/>
           </w:tcPr>
           <w:p>
             <w:pPr>
-              <w:spacing w:after="40" w:before="40"/>
+              <w:spacing w:before="40" w:after="40"/>
             </w:pPr>
-            <w:r/>
             <w:r>
               <w:rPr>
                 <w:rFonts w:ascii="Calibri" w:hAnsi="Calibri" w:eastAsia="宋体"/>
                 <w:b w:val="0"/>
                 <w:i w:val="0"/>
                 <w:color w:val="1A1A2E"/>
-                <w:sz w:val="19"/>
+                <w:sz w:val="18"/>
               </w:rPr>
               <w:t>milvus.io（开发期用 InMemory 回退）</w:t>
             </w:r>
@@ -569,20 +505,19 @@
       <w:tr>
         <w:tc>
           <w:tcPr>
-            <w:tcW w:type="dxa" w:w="3173"/>
+            <w:tcW w:type="dxa" w:w="2880"/>
           </w:tcPr>
           <w:p>
             <w:pPr>
-              <w:spacing w:after="40" w:before="40"/>
+              <w:spacing w:before="40" w:after="40"/>
             </w:pPr>
-            <w:r/>
             <w:r>
               <w:rPr>
                 <w:rFonts w:ascii="Calibri" w:hAnsi="Calibri" w:eastAsia="宋体"/>
                 <w:b w:val="0"/>
                 <w:i w:val="0"/>
                 <w:color w:val="1A1A2E"/>
-                <w:sz w:val="19"/>
+                <w:sz w:val="18"/>
               </w:rPr>
               <w:t>可选：PostgreSQL</w:t>
             </w:r>
@@ -590,20 +525,19 @@
         </w:tc>
         <w:tc>
           <w:tcPr>
-            <w:tcW w:type="dxa" w:w="3173"/>
+            <w:tcW w:type="dxa" w:w="2880"/>
           </w:tcPr>
           <w:p>
             <w:pPr>
-              <w:spacing w:after="40" w:before="40"/>
+              <w:spacing w:before="40" w:after="40"/>
             </w:pPr>
-            <w:r/>
             <w:r>
               <w:rPr>
                 <w:rFonts w:ascii="Calibri" w:hAnsi="Calibri" w:eastAsia="宋体"/>
                 <w:b w:val="0"/>
                 <w:i w:val="0"/>
                 <w:color w:val="1A1A2E"/>
-                <w:sz w:val="19"/>
+                <w:sz w:val="18"/>
               </w:rPr>
               <w:t>14+</w:t>
             </w:r>
@@ -611,20 +545,19 @@
         </w:tc>
         <w:tc>
           <w:tcPr>
-            <w:tcW w:type="dxa" w:w="3173"/>
+            <w:tcW w:type="dxa" w:w="2880"/>
           </w:tcPr>
           <w:p>
             <w:pPr>
-              <w:spacing w:after="40" w:before="40"/>
+              <w:spacing w:before="40" w:after="40"/>
             </w:pPr>
-            <w:r/>
             <w:r>
               <w:rPr>
                 <w:rFonts w:ascii="Calibri" w:hAnsi="Calibri" w:eastAsia="宋体"/>
                 <w:b w:val="0"/>
                 <w:i w:val="0"/>
                 <w:color w:val="1A1A2E"/>
-                <w:sz w:val="19"/>
+                <w:sz w:val="18"/>
               </w:rPr>
               <w:t>postgresql.org（可关闭）</w:t>
             </w:r>
@@ -634,21 +567,19 @@
       <w:tr>
         <w:tc>
           <w:tcPr>
-            <w:tcW w:type="dxa" w:w="3173"/>
-            <w:shd w:val="clear" w:color="auto" w:fill="F4F2FA"/>
+            <w:tcW w:type="dxa" w:w="2880"/>
           </w:tcPr>
           <w:p>
             <w:pPr>
-              <w:spacing w:after="40" w:before="40"/>
+              <w:spacing w:before="40" w:after="40"/>
             </w:pPr>
-            <w:r/>
             <w:r>
               <w:rPr>
                 <w:rFonts w:ascii="Calibri" w:hAnsi="Calibri" w:eastAsia="宋体"/>
                 <w:b w:val="0"/>
                 <w:i w:val="0"/>
                 <w:color w:val="1A1A2E"/>
-                <w:sz w:val="19"/>
+                <w:sz w:val="18"/>
               </w:rPr>
               <w:t>可选：Redis</w:t>
             </w:r>
@@ -656,21 +587,19 @@
         </w:tc>
         <w:tc>
           <w:tcPr>
-            <w:tcW w:type="dxa" w:w="3173"/>
-            <w:shd w:val="clear" w:color="auto" w:fill="F4F2FA"/>
+            <w:tcW w:type="dxa" w:w="2880"/>
           </w:tcPr>
           <w:p>
             <w:pPr>
-              <w:spacing w:after="40" w:before="40"/>
+              <w:spacing w:before="40" w:after="40"/>
             </w:pPr>
-            <w:r/>
             <w:r>
               <w:rPr>
                 <w:rFonts w:ascii="Calibri" w:hAnsi="Calibri" w:eastAsia="宋体"/>
                 <w:b w:val="0"/>
                 <w:i w:val="0"/>
                 <w:color w:val="1A1A2E"/>
-                <w:sz w:val="19"/>
+                <w:sz w:val="18"/>
               </w:rPr>
               <w:t>7+</w:t>
             </w:r>
@@ -678,21 +607,19 @@
         </w:tc>
         <w:tc>
           <w:tcPr>
-            <w:tcW w:type="dxa" w:w="3173"/>
-            <w:shd w:val="clear" w:color="auto" w:fill="F4F2FA"/>
+            <w:tcW w:type="dxa" w:w="2880"/>
           </w:tcPr>
           <w:p>
             <w:pPr>
-              <w:spacing w:after="40" w:before="40"/>
+              <w:spacing w:before="40" w:after="40"/>
             </w:pPr>
-            <w:r/>
             <w:r>
               <w:rPr>
                 <w:rFonts w:ascii="Calibri" w:hAnsi="Calibri" w:eastAsia="宋体"/>
                 <w:b w:val="0"/>
                 <w:i w:val="0"/>
                 <w:color w:val="1A1A2E"/>
-                <w:sz w:val="19"/>
+                <w:sz w:val="18"/>
               </w:rPr>
               <w:t>redis.io（可关闭）</w:t>
             </w:r>
@@ -700,11 +627,7 @@
         </w:tc>
       </w:tr>
     </w:tbl>
-    <w:p>
-      <w:pPr>
-        <w:spacing w:after="40"/>
-      </w:pPr>
-    </w:p>
+    <w:p/>
     <w:p>
       <w:pPr>
         <w:jc w:val="center"/>
@@ -713,7 +636,6 @@
         <w:rPr>
           <w:rFonts w:ascii="Calibri" w:hAnsi="Calibri" w:eastAsia="宋体"/>
           <w:b w:val="0"/>
-          <w:i w:val="0"/>
           <w:color w:val="999999"/>
           <w:sz w:val="18"/>
         </w:rPr>
@@ -722,17 +644,29 @@
     </w:p>
     <w:p>
       <w:pPr>
-        <w:pStyle w:val="Heading2"/>
+        <w:pStyle w:val="Heading1"/>
       </w:pPr>
       <w:r>
+        <w:rPr>
+          <w:rFonts w:ascii="Calibri" w:hAnsi="Calibri" w:eastAsia="宋体"/>
+          <w:b/>
+          <w:color w:val="6C2BD9"/>
+          <w:sz w:val="28"/>
+        </w:rPr>
         <w:t>二、快速启动（5 分钟）</w:t>
       </w:r>
     </w:p>
     <w:p>
       <w:pPr>
-        <w:pStyle w:val="Heading3"/>
+        <w:pStyle w:val="Heading2"/>
       </w:pPr>
       <w:r>
+        <w:rPr>
+          <w:rFonts w:ascii="Calibri" w:hAnsi="Calibri" w:eastAsia="宋体"/>
+          <w:b/>
+          <w:color w:val="6C2BD9"/>
+          <w:sz w:val="24"/>
+        </w:rPr>
         <w:t>2.1 克隆并安装依赖</w:t>
       </w:r>
     </w:p>
@@ -758,7 +692,7 @@
           <w:rFonts w:ascii="Consolas" w:hAnsi="Consolas" w:eastAsia="Consolas"/>
           <w:b w:val="0"/>
           <w:i w:val="0"/>
-          <w:color w:val="2D2D3A"/>
+          <w:color w:val="1A1A2E"/>
           <w:sz w:val="18"/>
         </w:rPr>
         <w:t># 前端依赖</w:t>
@@ -769,7 +703,7 @@
           <w:rFonts w:ascii="Consolas" w:hAnsi="Consolas" w:eastAsia="Consolas"/>
           <w:b w:val="0"/>
           <w:i w:val="0"/>
-          <w:color w:val="2D2D3A"/>
+          <w:color w:val="1A1A2E"/>
           <w:sz w:val="18"/>
         </w:rPr>
         <w:t>cd study-help-pro</w:t>
@@ -780,7 +714,7 @@
           <w:rFonts w:ascii="Consolas" w:hAnsi="Consolas" w:eastAsia="Consolas"/>
           <w:b w:val="0"/>
           <w:i w:val="0"/>
-          <w:color w:val="2D2D3A"/>
+          <w:color w:val="1A1A2E"/>
           <w:sz w:val="18"/>
         </w:rPr>
         <w:t>bun install</w:t>
@@ -791,10 +725,9 @@
           <w:rFonts w:ascii="Consolas" w:hAnsi="Consolas" w:eastAsia="Consolas"/>
           <w:b w:val="0"/>
           <w:i w:val="0"/>
-          <w:color w:val="2D2D3A"/>
+          <w:color w:val="1A1A2E"/>
           <w:sz w:val="18"/>
         </w:rPr>
-        <w:t xml:space="preserve"> </w:t>
         <w:br/>
       </w:r>
       <w:r>
@@ -802,7 +735,7 @@
           <w:rFonts w:ascii="Consolas" w:hAnsi="Consolas" w:eastAsia="Consolas"/>
           <w:b w:val="0"/>
           <w:i w:val="0"/>
-          <w:color w:val="2D2D3A"/>
+          <w:color w:val="1A1A2E"/>
           <w:sz w:val="18"/>
         </w:rPr>
         <w:t># 后端依赖</w:t>
@@ -813,7 +746,7 @@
           <w:rFonts w:ascii="Consolas" w:hAnsi="Consolas" w:eastAsia="Consolas"/>
           <w:b w:val="0"/>
           <w:i w:val="0"/>
-          <w:color w:val="2D2D3A"/>
+          <w:color w:val="1A1A2E"/>
           <w:sz w:val="18"/>
         </w:rPr>
         <w:t>cd py-server</w:t>
@@ -824,7 +757,7 @@
           <w:rFonts w:ascii="Consolas" w:hAnsi="Consolas" w:eastAsia="Consolas"/>
           <w:b w:val="0"/>
           <w:i w:val="0"/>
-          <w:color w:val="2D2D3A"/>
+          <w:color w:val="1A1A2E"/>
           <w:sz w:val="18"/>
         </w:rPr>
         <w:t>python -m venv .venv</w:t>
@@ -835,7 +768,7 @@
           <w:rFonts w:ascii="Consolas" w:hAnsi="Consolas" w:eastAsia="Consolas"/>
           <w:b w:val="0"/>
           <w:i w:val="0"/>
-          <w:color w:val="2D2D3A"/>
+          <w:color w:val="1A1A2E"/>
           <w:sz w:val="18"/>
         </w:rPr>
         <w:t>.venv\Scripts\activate    # Windows</w:t>
@@ -846,7 +779,7 @@
           <w:rFonts w:ascii="Consolas" w:hAnsi="Consolas" w:eastAsia="Consolas"/>
           <w:b w:val="0"/>
           <w:i w:val="0"/>
-          <w:color w:val="2D2D3A"/>
+          <w:color w:val="1A1A2E"/>
           <w:sz w:val="18"/>
         </w:rPr>
         <w:t>pip install -r requirements.txt   # 或</w:t>
@@ -857,17 +790,24 @@
           <w:rFonts w:ascii="Consolas" w:hAnsi="Consolas" w:eastAsia="Consolas"/>
           <w:b w:val="0"/>
           <w:i w:val="0"/>
-          <w:color w:val="2D2D3A"/>
+          <w:color w:val="1A1A2E"/>
           <w:sz w:val="18"/>
         </w:rPr>
         <w:t>pip install fastapi uvicorn httpx numpy pydantic langgraph sentence-transformers</w:t>
+        <w:br/>
       </w:r>
     </w:p>
     <w:p>
       <w:pPr>
-        <w:pStyle w:val="Heading3"/>
+        <w:pStyle w:val="Heading2"/>
       </w:pPr>
       <w:r>
+        <w:rPr>
+          <w:rFonts w:ascii="Calibri" w:hAnsi="Calibri" w:eastAsia="宋体"/>
+          <w:b/>
+          <w:color w:val="6C2BD9"/>
+          <w:sz w:val="24"/>
+        </w:rPr>
         <w:t>2.2 配置环境变量</w:t>
       </w:r>
     </w:p>
@@ -893,7 +833,7 @@
           <w:rFonts w:ascii="Consolas" w:hAnsi="Consolas" w:eastAsia="Consolas"/>
           <w:b w:val="0"/>
           <w:i w:val="0"/>
-          <w:color w:val="2D2D3A"/>
+          <w:color w:val="1A1A2E"/>
           <w:sz w:val="18"/>
         </w:rPr>
         <w:t># 复制环境变量模板</w:t>
@@ -904,7 +844,7 @@
           <w:rFonts w:ascii="Consolas" w:hAnsi="Consolas" w:eastAsia="Consolas"/>
           <w:b w:val="0"/>
           <w:i w:val="0"/>
-          <w:color w:val="2D2D3A"/>
+          <w:color w:val="1A1A2E"/>
           <w:sz w:val="18"/>
         </w:rPr>
         <w:t>cp .env.example .env</w:t>
@@ -915,10 +855,9 @@
           <w:rFonts w:ascii="Consolas" w:hAnsi="Consolas" w:eastAsia="Consolas"/>
           <w:b w:val="0"/>
           <w:i w:val="0"/>
-          <w:color w:val="2D2D3A"/>
+          <w:color w:val="1A1A2E"/>
           <w:sz w:val="18"/>
         </w:rPr>
-        <w:t xml:space="preserve"> </w:t>
         <w:br/>
       </w:r>
       <w:r>
@@ -926,7 +865,7 @@
           <w:rFonts w:ascii="Consolas" w:hAnsi="Consolas" w:eastAsia="Consolas"/>
           <w:b w:val="0"/>
           <w:i w:val="0"/>
-          <w:color w:val="2D2D3A"/>
+          <w:color w:val="1A1A2E"/>
           <w:sz w:val="18"/>
         </w:rPr>
         <w:t># 编辑 .env，填入 API Key（至少填一个）</w:t>
@@ -937,7 +876,7 @@
           <w:rFonts w:ascii="Consolas" w:hAnsi="Consolas" w:eastAsia="Consolas"/>
           <w:b w:val="0"/>
           <w:i w:val="0"/>
-          <w:color w:val="2D2D3A"/>
+          <w:color w:val="1A1A2E"/>
           <w:sz w:val="18"/>
         </w:rPr>
         <w:t>DEEPSEEK_API_KEY=sk-your-key-here</w:t>
@@ -948,7 +887,7 @@
           <w:rFonts w:ascii="Consolas" w:hAnsi="Consolas" w:eastAsia="Consolas"/>
           <w:b w:val="0"/>
           <w:i w:val="0"/>
-          <w:color w:val="2D2D3A"/>
+          <w:color w:val="1A1A2E"/>
           <w:sz w:val="18"/>
         </w:rPr>
         <w:t># 或</w:t>
@@ -959,7 +898,7 @@
           <w:rFonts w:ascii="Consolas" w:hAnsi="Consolas" w:eastAsia="Consolas"/>
           <w:b w:val="0"/>
           <w:i w:val="0"/>
-          <w:color w:val="2D2D3A"/>
+          <w:color w:val="1A1A2E"/>
           <w:sz w:val="18"/>
         </w:rPr>
         <w:t>XF_APP_ID=your-app-id</w:t>
@@ -970,7 +909,7 @@
           <w:rFonts w:ascii="Consolas" w:hAnsi="Consolas" w:eastAsia="Consolas"/>
           <w:b w:val="0"/>
           <w:i w:val="0"/>
-          <w:color w:val="2D2D3A"/>
+          <w:color w:val="1A1A2E"/>
           <w:sz w:val="18"/>
         </w:rPr>
         <w:t>XF_API_KEY=your-api-key</w:t>
@@ -981,17 +920,24 @@
           <w:rFonts w:ascii="Consolas" w:hAnsi="Consolas" w:eastAsia="Consolas"/>
           <w:b w:val="0"/>
           <w:i w:val="0"/>
-          <w:color w:val="2D2D3A"/>
+          <w:color w:val="1A1A2E"/>
           <w:sz w:val="18"/>
         </w:rPr>
         <w:t>XF_API_PASSWORD=your-password</w:t>
+        <w:br/>
       </w:r>
     </w:p>
     <w:p>
       <w:pPr>
-        <w:pStyle w:val="Heading3"/>
+        <w:pStyle w:val="Heading2"/>
       </w:pPr>
       <w:r>
+        <w:rPr>
+          <w:rFonts w:ascii="Calibri" w:hAnsi="Calibri" w:eastAsia="宋体"/>
+          <w:b/>
+          <w:color w:val="6C2BD9"/>
+          <w:sz w:val="24"/>
+        </w:rPr>
         <w:t>2.3 启动后端</w:t>
       </w:r>
     </w:p>
@@ -1017,7 +963,7 @@
           <w:rFonts w:ascii="Consolas" w:hAnsi="Consolas" w:eastAsia="Consolas"/>
           <w:b w:val="0"/>
           <w:i w:val="0"/>
-          <w:color w:val="2D2D3A"/>
+          <w:color w:val="1A1A2E"/>
           <w:sz w:val="18"/>
         </w:rPr>
         <w:t>cd py-server</w:t>
@@ -1028,7 +974,7 @@
           <w:rFonts w:ascii="Consolas" w:hAnsi="Consolas" w:eastAsia="Consolas"/>
           <w:b w:val="0"/>
           <w:i w:val="0"/>
-          <w:color w:val="2D2D3A"/>
+          <w:color w:val="1A1A2E"/>
           <w:sz w:val="18"/>
         </w:rPr>
         <w:t>.venv\Scripts\activate</w:t>
@@ -1039,15 +985,16 @@
           <w:rFonts w:ascii="Consolas" w:hAnsi="Consolas" w:eastAsia="Consolas"/>
           <w:b w:val="0"/>
           <w:i w:val="0"/>
-          <w:color w:val="2D2D3A"/>
+          <w:color w:val="1A1A2E"/>
           <w:sz w:val="18"/>
         </w:rPr>
         <w:t>uvicorn main:app --host 127.0.0.1 --port 8002 --reload</w:t>
+        <w:br/>
       </w:r>
     </w:p>
     <w:p>
       <w:pPr>
-        <w:spacing w:after="100" w:line="336" w:lineRule="auto"/>
+        <w:spacing w:before="80" w:after="80" w:line="276" w:lineRule="auto"/>
       </w:pPr>
       <w:r>
         <w:rPr>
@@ -1071,7 +1018,7 @@
           <w:rFonts w:ascii="Consolas" w:hAnsi="Consolas" w:eastAsia="Consolas"/>
           <w:b w:val="0"/>
           <w:i w:val="0"/>
-          <w:color w:val="2D2D3A"/>
+          <w:color w:val="1A1A2E"/>
           <w:sz w:val="18"/>
         </w:rPr>
         <w:t>INFO:     Started server process [xxxx]</w:t>
@@ -1082,7 +1029,7 @@
           <w:rFonts w:ascii="Consolas" w:hAnsi="Consolas" w:eastAsia="Consolas"/>
           <w:b w:val="0"/>
           <w:i w:val="0"/>
-          <w:color w:val="2D2D3A"/>
+          <w:color w:val="1A1A2E"/>
           <w:sz w:val="18"/>
         </w:rPr>
         <w:t>INFO:     Waiting for application startup.</w:t>
@@ -1093,7 +1040,7 @@
           <w:rFonts w:ascii="Consolas" w:hAnsi="Consolas" w:eastAsia="Consolas"/>
           <w:b w:val="0"/>
           <w:i w:val="0"/>
-          <w:color w:val="2D2D3A"/>
+          <w:color w:val="1A1A2E"/>
           <w:sz w:val="18"/>
         </w:rPr>
         <w:t>INFO:     向量库为空，写入内置种子数据...</w:t>
@@ -1104,7 +1051,7 @@
           <w:rFonts w:ascii="Consolas" w:hAnsi="Consolas" w:eastAsia="Consolas"/>
           <w:b w:val="0"/>
           <w:i w:val="0"/>
-          <w:color w:val="2D2D3A"/>
+          <w:color w:val="1A1A2E"/>
           <w:sz w:val="18"/>
         </w:rPr>
         <w:t>INFO:     向量库就绪，共 1883 个文档</w:t>
@@ -1115,7 +1062,7 @@
           <w:rFonts w:ascii="Consolas" w:hAnsi="Consolas" w:eastAsia="Consolas"/>
           <w:b w:val="0"/>
           <w:i w:val="0"/>
-          <w:color w:val="2D2D3A"/>
+          <w:color w:val="1A1A2E"/>
           <w:sz w:val="18"/>
         </w:rPr>
         <w:t>INFO:     PostgreSQL 未启用（可关闭）</w:t>
@@ -1126,7 +1073,7 @@
           <w:rFonts w:ascii="Consolas" w:hAnsi="Consolas" w:eastAsia="Consolas"/>
           <w:b w:val="0"/>
           <w:i w:val="0"/>
-          <w:color w:val="2D2D3A"/>
+          <w:color w:val="1A1A2E"/>
           <w:sz w:val="18"/>
         </w:rPr>
         <w:t>INFO:     Redis 未启用（可关闭）</w:t>
@@ -1137,17 +1084,24 @@
           <w:rFonts w:ascii="Consolas" w:hAnsi="Consolas" w:eastAsia="Consolas"/>
           <w:b w:val="0"/>
           <w:i w:val="0"/>
-          <w:color w:val="2D2D3A"/>
+          <w:color w:val="1A1A2E"/>
           <w:sz w:val="18"/>
         </w:rPr>
         <w:t>INFO:     Application startup complete.</w:t>
+        <w:br/>
       </w:r>
     </w:p>
     <w:p>
       <w:pPr>
-        <w:pStyle w:val="Heading3"/>
+        <w:pStyle w:val="Heading2"/>
       </w:pPr>
       <w:r>
+        <w:rPr>
+          <w:rFonts w:ascii="Calibri" w:hAnsi="Calibri" w:eastAsia="宋体"/>
+          <w:b/>
+          <w:color w:val="6C2BD9"/>
+          <w:sz w:val="24"/>
+        </w:rPr>
         <w:t>2.4 启动前端</w:t>
       </w:r>
     </w:p>
@@ -1173,7 +1127,7 @@
           <w:rFonts w:ascii="Consolas" w:hAnsi="Consolas" w:eastAsia="Consolas"/>
           <w:b w:val="0"/>
           <w:i w:val="0"/>
-          <w:color w:val="2D2D3A"/>
+          <w:color w:val="1A1A2E"/>
           <w:sz w:val="18"/>
         </w:rPr>
         <w:t># 新开一个终端</w:t>
@@ -1184,7 +1138,7 @@
           <w:rFonts w:ascii="Consolas" w:hAnsi="Consolas" w:eastAsia="Consolas"/>
           <w:b w:val="0"/>
           <w:i w:val="0"/>
-          <w:color w:val="2D2D3A"/>
+          <w:color w:val="1A1A2E"/>
           <w:sz w:val="18"/>
         </w:rPr>
         <w:t>cd study-help-pro</w:t>
@@ -1195,15 +1149,16 @@
           <w:rFonts w:ascii="Consolas" w:hAnsi="Consolas" w:eastAsia="Consolas"/>
           <w:b w:val="0"/>
           <w:i w:val="0"/>
-          <w:color w:val="2D2D3A"/>
+          <w:color w:val="1A1A2E"/>
           <w:sz w:val="18"/>
         </w:rPr>
         <w:t>bun dev</w:t>
+        <w:br/>
       </w:r>
     </w:p>
     <w:p>
       <w:pPr>
-        <w:spacing w:after="100" w:line="336" w:lineRule="auto"/>
+        <w:spacing w:before="80" w:after="80" w:line="276" w:lineRule="auto"/>
       </w:pPr>
       <w:r>
         <w:rPr>
@@ -1224,7 +1179,6 @@
         <w:rPr>
           <w:rFonts w:ascii="Calibri" w:hAnsi="Calibri" w:eastAsia="宋体"/>
           <w:b w:val="0"/>
-          <w:i w:val="0"/>
           <w:color w:val="999999"/>
           <w:sz w:val="18"/>
         </w:rPr>
@@ -1233,17 +1187,29 @@
     </w:p>
     <w:p>
       <w:pPr>
-        <w:pStyle w:val="Heading2"/>
+        <w:pStyle w:val="Heading1"/>
       </w:pPr>
       <w:r>
+        <w:rPr>
+          <w:rFonts w:ascii="Calibri" w:hAnsi="Calibri" w:eastAsia="宋体"/>
+          <w:b/>
+          <w:color w:val="6C2BD9"/>
+          <w:sz w:val="28"/>
+        </w:rPr>
         <w:t>三、常见问题</w:t>
       </w:r>
     </w:p>
     <w:p>
       <w:pPr>
-        <w:pStyle w:val="Heading3"/>
+        <w:pStyle w:val="Heading2"/>
       </w:pPr>
       <w:r>
+        <w:rPr>
+          <w:rFonts w:ascii="Calibri" w:hAnsi="Calibri" w:eastAsia="宋体"/>
+          <w:b/>
+          <w:color w:val="6C2BD9"/>
+          <w:sz w:val="24"/>
+        </w:rPr>
         <w:t>3.1 端口被占用</w:t>
       </w:r>
     </w:p>
@@ -1269,7 +1235,7 @@
           <w:rFonts w:ascii="Consolas" w:hAnsi="Consolas" w:eastAsia="Consolas"/>
           <w:b w:val="0"/>
           <w:i w:val="0"/>
-          <w:color w:val="2D2D3A"/>
+          <w:color w:val="1A1A2E"/>
           <w:sz w:val="18"/>
         </w:rPr>
         <w:t># 查看谁占了 8002 端口</w:t>
@@ -1280,7 +1246,7 @@
           <w:rFonts w:ascii="Consolas" w:hAnsi="Consolas" w:eastAsia="Consolas"/>
           <w:b w:val="0"/>
           <w:i w:val="0"/>
-          <w:color w:val="2D2D3A"/>
+          <w:color w:val="1A1A2E"/>
           <w:sz w:val="18"/>
         </w:rPr>
         <w:t>netstat -ano | findstr :8002</w:t>
@@ -1291,7 +1257,7 @@
           <w:rFonts w:ascii="Consolas" w:hAnsi="Consolas" w:eastAsia="Consolas"/>
           <w:b w:val="0"/>
           <w:i w:val="0"/>
-          <w:color w:val="2D2D3A"/>
+          <w:color w:val="1A1A2E"/>
           <w:sz w:val="18"/>
         </w:rPr>
         <w:t># 杀掉进程</w:t>
@@ -1302,7 +1268,7 @@
           <w:rFonts w:ascii="Consolas" w:hAnsi="Consolas" w:eastAsia="Consolas"/>
           <w:b w:val="0"/>
           <w:i w:val="0"/>
-          <w:color w:val="2D2D3A"/>
+          <w:color w:val="1A1A2E"/>
           <w:sz w:val="18"/>
         </w:rPr>
         <w:t>taskkill /PID &lt;PID&gt; /F</w:t>
@@ -1313,7 +1279,7 @@
           <w:rFonts w:ascii="Consolas" w:hAnsi="Consolas" w:eastAsia="Consolas"/>
           <w:b w:val="0"/>
           <w:i w:val="0"/>
-          <w:color w:val="2D2D3A"/>
+          <w:color w:val="1A1A2E"/>
           <w:sz w:val="18"/>
         </w:rPr>
         <w:t># 或改用其他端口</w:t>
@@ -1324,23 +1290,30 @@
           <w:rFonts w:ascii="Consolas" w:hAnsi="Consolas" w:eastAsia="Consolas"/>
           <w:b w:val="0"/>
           <w:i w:val="0"/>
-          <w:color w:val="2D2D3A"/>
+          <w:color w:val="1A1A2E"/>
           <w:sz w:val="18"/>
         </w:rPr>
         <w:t>uvicorn main:app --host 127.0.0.1 --port 8003 --reload</w:t>
+        <w:br/>
       </w:r>
     </w:p>
     <w:p>
       <w:pPr>
-        <w:pStyle w:val="Heading3"/>
+        <w:pStyle w:val="Heading2"/>
       </w:pPr>
       <w:r>
+        <w:rPr>
+          <w:rFonts w:ascii="Calibri" w:hAnsi="Calibri" w:eastAsia="宋体"/>
+          <w:b/>
+          <w:color w:val="6C2BD9"/>
+          <w:sz w:val="24"/>
+        </w:rPr>
         <w:t>3.2 Milvus 连不上</w:t>
       </w:r>
     </w:p>
     <w:p>
       <w:pPr>
-        <w:spacing w:after="100" w:line="336" w:lineRule="auto"/>
+        <w:spacing w:before="80" w:after="80" w:line="276" w:lineRule="auto"/>
       </w:pPr>
       <w:r>
         <w:rPr>
@@ -1357,7 +1330,7 @@
           <w:rFonts w:ascii="Consolas" w:hAnsi="Consolas" w:eastAsia="Consolas"/>
           <w:b w:val="0"/>
           <w:i w:val="0"/>
-          <w:color w:val="C53AE8"/>
+          <w:color w:val="1A1A2E"/>
           <w:sz w:val="20"/>
         </w:rPr>
         <w:t>InMemoryVectorStore</w:t>
@@ -1375,15 +1348,21 @@
     </w:p>
     <w:p>
       <w:pPr>
-        <w:pStyle w:val="Heading3"/>
+        <w:pStyle w:val="Heading2"/>
       </w:pPr>
       <w:r>
+        <w:rPr>
+          <w:rFonts w:ascii="Calibri" w:hAnsi="Calibri" w:eastAsia="宋体"/>
+          <w:b/>
+          <w:color w:val="6C2BD9"/>
+          <w:sz w:val="24"/>
+        </w:rPr>
         <w:t>3.3 PostgreSQL / Redis 连不上</w:t>
       </w:r>
     </w:p>
     <w:p>
       <w:pPr>
-        <w:spacing w:after="100" w:line="336" w:lineRule="auto"/>
+        <w:spacing w:before="80" w:after="80" w:line="276" w:lineRule="auto"/>
       </w:pPr>
       <w:r>
         <w:rPr>
@@ -1400,7 +1379,7 @@
           <w:rFonts w:ascii="Consolas" w:hAnsi="Consolas" w:eastAsia="Consolas"/>
           <w:b w:val="0"/>
           <w:i w:val="0"/>
-          <w:color w:val="C53AE8"/>
+          <w:color w:val="1A1A2E"/>
           <w:sz w:val="20"/>
         </w:rPr>
         <w:t>config.json</w:t>
@@ -1438,7 +1417,7 @@
           <w:rFonts w:ascii="Consolas" w:hAnsi="Consolas" w:eastAsia="Consolas"/>
           <w:b w:val="0"/>
           <w:i w:val="0"/>
-          <w:color w:val="2D2D3A"/>
+          <w:color w:val="1A1A2E"/>
           <w:sz w:val="18"/>
         </w:rPr>
         <w:t>{</w:t>
@@ -1449,7 +1428,7 @@
           <w:rFonts w:ascii="Consolas" w:hAnsi="Consolas" w:eastAsia="Consolas"/>
           <w:b w:val="0"/>
           <w:i w:val="0"/>
-          <w:color w:val="2D2D3A"/>
+          <w:color w:val="1A1A2E"/>
           <w:sz w:val="18"/>
         </w:rPr>
         <w:t xml:space="preserve">  "postgresql": { "enabled": false },</w:t>
@@ -1460,7 +1439,7 @@
           <w:rFonts w:ascii="Consolas" w:hAnsi="Consolas" w:eastAsia="Consolas"/>
           <w:b w:val="0"/>
           <w:i w:val="0"/>
-          <w:color w:val="2D2D3A"/>
+          <w:color w:val="1A1A2E"/>
           <w:sz w:val="18"/>
         </w:rPr>
         <w:t xml:space="preserve">  "redis": { "enabled": false }</w:t>
@@ -1471,23 +1450,30 @@
           <w:rFonts w:ascii="Consolas" w:hAnsi="Consolas" w:eastAsia="Consolas"/>
           <w:b w:val="0"/>
           <w:i w:val="0"/>
-          <w:color w:val="2D2D3A"/>
+          <w:color w:val="1A1A2E"/>
           <w:sz w:val="18"/>
         </w:rPr>
         <w:t>}</w:t>
+        <w:br/>
       </w:r>
     </w:p>
     <w:p>
       <w:pPr>
-        <w:pStyle w:val="Heading3"/>
+        <w:pStyle w:val="Heading2"/>
       </w:pPr>
       <w:r>
+        <w:rPr>
+          <w:rFonts w:ascii="Calibri" w:hAnsi="Calibri" w:eastAsia="宋体"/>
+          <w:b/>
+          <w:color w:val="6C2BD9"/>
+          <w:sz w:val="24"/>
+        </w:rPr>
         <w:t>3.4 LLM 调用失败</w:t>
       </w:r>
     </w:p>
     <w:p>
       <w:pPr>
-        <w:spacing w:after="100" w:line="336" w:lineRule="auto"/>
+        <w:spacing w:before="80" w:after="80" w:line="276" w:lineRule="auto"/>
       </w:pPr>
       <w:r>
         <w:rPr>
@@ -1502,7 +1488,7 @@
     </w:p>
     <w:p>
       <w:pPr>
-        <w:spacing w:after="100" w:line="336" w:lineRule="auto"/>
+        <w:spacing w:before="80" w:after="80" w:line="276" w:lineRule="auto"/>
       </w:pPr>
       <w:r>
         <w:rPr>
@@ -1537,15 +1523,21 @@
     </w:p>
     <w:p>
       <w:pPr>
-        <w:pStyle w:val="Heading3"/>
+        <w:pStyle w:val="Heading2"/>
       </w:pPr>
       <w:r>
+        <w:rPr>
+          <w:rFonts w:ascii="Calibri" w:hAnsi="Calibri" w:eastAsia="宋体"/>
+          <w:b/>
+          <w:color w:val="6C2BD9"/>
+          <w:sz w:val="24"/>
+        </w:rPr>
         <w:t>3.5 E5 模型下载慢</w:t>
       </w:r>
     </w:p>
     <w:p>
       <w:pPr>
-        <w:spacing w:after="100" w:line="336" w:lineRule="auto"/>
+        <w:spacing w:before="80" w:after="80" w:line="276" w:lineRule="auto"/>
       </w:pPr>
       <w:r>
         <w:rPr>
@@ -1562,7 +1554,7 @@
           <w:rFonts w:ascii="Consolas" w:hAnsi="Consolas" w:eastAsia="Consolas"/>
           <w:b w:val="0"/>
           <w:i w:val="0"/>
-          <w:color w:val="C53AE8"/>
+          <w:color w:val="1A1A2E"/>
           <w:sz w:val="20"/>
         </w:rPr>
         <w:t>py-server/models/e5-base-v2/</w:t>
@@ -1580,15 +1572,21 @@
     </w:p>
     <w:p>
       <w:pPr>
-        <w:pStyle w:val="Heading3"/>
+        <w:pStyle w:val="Heading2"/>
       </w:pPr>
       <w:r>
+        <w:rPr>
+          <w:rFonts w:ascii="Calibri" w:hAnsi="Calibri" w:eastAsia="宋体"/>
+          <w:b/>
+          <w:color w:val="6C2BD9"/>
+          <w:sz w:val="24"/>
+        </w:rPr>
         <w:t>3.6 Vite 连不上后端</w:t>
       </w:r>
     </w:p>
     <w:p>
       <w:pPr>
-        <w:spacing w:after="100" w:line="336" w:lineRule="auto"/>
+        <w:spacing w:before="80" w:after="80" w:line="276" w:lineRule="auto"/>
       </w:pPr>
       <w:r>
         <w:rPr>
@@ -1605,7 +1603,7 @@
           <w:rFonts w:ascii="Consolas" w:hAnsi="Consolas" w:eastAsia="Consolas"/>
           <w:b w:val="0"/>
           <w:i w:val="0"/>
-          <w:color w:val="C53AE8"/>
+          <w:color w:val="1A1A2E"/>
           <w:sz w:val="20"/>
         </w:rPr>
         <w:t>http://localhost:8002</w:t>
@@ -1625,7 +1623,7 @@
           <w:rFonts w:ascii="Consolas" w:hAnsi="Consolas" w:eastAsia="Consolas"/>
           <w:b w:val="0"/>
           <w:i w:val="0"/>
-          <w:color w:val="C53AE8"/>
+          <w:color w:val="1A1A2E"/>
           <w:sz w:val="20"/>
         </w:rPr>
         <w:t>vite.config.ts</w:t>
@@ -1649,7 +1647,6 @@
         <w:rPr>
           <w:rFonts w:ascii="Calibri" w:hAnsi="Calibri" w:eastAsia="宋体"/>
           <w:b w:val="0"/>
-          <w:i w:val="0"/>
           <w:color w:val="999999"/>
           <w:sz w:val="18"/>
         </w:rPr>
@@ -1658,15 +1655,21 @@
     </w:p>
     <w:p>
       <w:pPr>
-        <w:pStyle w:val="Heading2"/>
+        <w:pStyle w:val="Heading1"/>
       </w:pPr>
       <w:r>
+        <w:rPr>
+          <w:rFonts w:ascii="Calibri" w:hAnsi="Calibri" w:eastAsia="宋体"/>
+          <w:b/>
+          <w:color w:val="6C2BD9"/>
+          <w:sz w:val="28"/>
+        </w:rPr>
         <w:t>四、启动验证清单</w:t>
       </w:r>
     </w:p>
     <w:p>
       <w:pPr>
-        <w:spacing w:after="100" w:line="336" w:lineRule="auto"/>
+        <w:spacing w:before="80" w:after="80" w:line="276" w:lineRule="auto"/>
       </w:pPr>
       <w:r>
         <w:rPr>
@@ -1701,7 +1704,7 @@
           <w:rFonts w:ascii="Consolas" w:hAnsi="Consolas" w:eastAsia="Consolas"/>
           <w:b w:val="0"/>
           <w:i w:val="0"/>
-          <w:color w:val="2D2D3A"/>
+          <w:color w:val="1A1A2E"/>
           <w:sz w:val="18"/>
         </w:rPr>
         <w:t># 1. 健康检查</w:t>
@@ -1712,7 +1715,7 @@
           <w:rFonts w:ascii="Consolas" w:hAnsi="Consolas" w:eastAsia="Consolas"/>
           <w:b w:val="0"/>
           <w:i w:val="0"/>
-          <w:color w:val="2D2D3A"/>
+          <w:color w:val="1A1A2E"/>
           <w:sz w:val="18"/>
         </w:rPr>
         <w:t>curl http://localhost:8002/api/status</w:t>
@@ -1723,7 +1726,7 @@
           <w:rFonts w:ascii="Consolas" w:hAnsi="Consolas" w:eastAsia="Consolas"/>
           <w:b w:val="0"/>
           <w:i w:val="0"/>
-          <w:color w:val="2D2D3A"/>
+          <w:color w:val="1A1A2E"/>
           <w:sz w:val="18"/>
         </w:rPr>
         <w:t># 预期：{"status":"ok","vector_db":"inmemory","collection_size":1883,...}</w:t>
@@ -1734,10 +1737,9 @@
           <w:rFonts w:ascii="Consolas" w:hAnsi="Consolas" w:eastAsia="Consolas"/>
           <w:b w:val="0"/>
           <w:i w:val="0"/>
-          <w:color w:val="2D2D3A"/>
+          <w:color w:val="1A1A2E"/>
           <w:sz w:val="18"/>
         </w:rPr>
-        <w:t xml:space="preserve"> </w:t>
         <w:br/>
       </w:r>
       <w:r>
@@ -1745,7 +1747,7 @@
           <w:rFonts w:ascii="Consolas" w:hAnsi="Consolas" w:eastAsia="Consolas"/>
           <w:b w:val="0"/>
           <w:i w:val="0"/>
-          <w:color w:val="2D2D3A"/>
+          <w:color w:val="1A1A2E"/>
           <w:sz w:val="18"/>
         </w:rPr>
         <w:t># 2. 聊天接口</w:t>
@@ -1756,7 +1758,7 @@
           <w:rFonts w:ascii="Consolas" w:hAnsi="Consolas" w:eastAsia="Consolas"/>
           <w:b w:val="0"/>
           <w:i w:val="0"/>
-          <w:color w:val="2D2D3A"/>
+          <w:color w:val="1A1A2E"/>
           <w:sz w:val="18"/>
         </w:rPr>
         <w:t>curl -X POST http://localhost:8002/api/chat/send ^</w:t>
@@ -1767,7 +1769,7 @@
           <w:rFonts w:ascii="Consolas" w:hAnsi="Consolas" w:eastAsia="Consolas"/>
           <w:b w:val="0"/>
           <w:i w:val="0"/>
-          <w:color w:val="2D2D3A"/>
+          <w:color w:val="1A1A2E"/>
           <w:sz w:val="18"/>
         </w:rPr>
         <w:t xml:space="preserve"> -H "Content-Type: application/json" ^</w:t>
@@ -1778,7 +1780,7 @@
           <w:rFonts w:ascii="Consolas" w:hAnsi="Consolas" w:eastAsia="Consolas"/>
           <w:b w:val="0"/>
           <w:i w:val="0"/>
-          <w:color w:val="2D2D3A"/>
+          <w:color w:val="1A1A2E"/>
           <w:sz w:val="18"/>
         </w:rPr>
         <w:t xml:space="preserve"> -d "{\"message\":\"什么是TCP三次握手？\"}"</w:t>
@@ -1789,10 +1791,9 @@
           <w:rFonts w:ascii="Consolas" w:hAnsi="Consolas" w:eastAsia="Consolas"/>
           <w:b w:val="0"/>
           <w:i w:val="0"/>
-          <w:color w:val="2D2D3A"/>
+          <w:color w:val="1A1A2E"/>
           <w:sz w:val="18"/>
         </w:rPr>
-        <w:t xml:space="preserve"> </w:t>
         <w:br/>
       </w:r>
       <w:r>
@@ -1800,7 +1801,7 @@
           <w:rFonts w:ascii="Consolas" w:hAnsi="Consolas" w:eastAsia="Consolas"/>
           <w:b w:val="0"/>
           <w:i w:val="0"/>
-          <w:color w:val="2D2D3A"/>
+          <w:color w:val="1A1A2E"/>
           <w:sz w:val="18"/>
         </w:rPr>
         <w:t># 3. LangGraph 多智能体</w:t>
@@ -1811,7 +1812,7 @@
           <w:rFonts w:ascii="Consolas" w:hAnsi="Consolas" w:eastAsia="Consolas"/>
           <w:b w:val="0"/>
           <w:i w:val="0"/>
-          <w:color w:val="2D2D3A"/>
+          <w:color w:val="1A1A2E"/>
           <w:sz w:val="18"/>
         </w:rPr>
         <w:t>curl -X POST http://localhost:8002/api/agents/langgraph/stream ^</w:t>
@@ -1822,7 +1823,7 @@
           <w:rFonts w:ascii="Consolas" w:hAnsi="Consolas" w:eastAsia="Consolas"/>
           <w:b w:val="0"/>
           <w:i w:val="0"/>
-          <w:color w:val="2D2D3A"/>
+          <w:color w:val="1A1A2E"/>
           <w:sz w:val="18"/>
         </w:rPr>
         <w:t xml:space="preserve"> -H "Content-Type: application/json" ^</w:t>
@@ -1833,10 +1834,11 @@
           <w:rFonts w:ascii="Consolas" w:hAnsi="Consolas" w:eastAsia="Consolas"/>
           <w:b w:val="0"/>
           <w:i w:val="0"/>
-          <w:color w:val="2D2D3A"/>
+          <w:color w:val="1A1A2E"/>
           <w:sz w:val="18"/>
         </w:rPr>
         <w:t xml:space="preserve"> -d "{\"message\":\"学习TCP拥塞控制\"}"</w:t>
+        <w:br/>
       </w:r>
     </w:p>
     <w:p>
@@ -1847,7 +1849,6 @@
         <w:rPr>
           <w:rFonts w:ascii="Calibri" w:hAnsi="Calibri" w:eastAsia="宋体"/>
           <w:b w:val="0"/>
-          <w:i w:val="0"/>
           <w:color w:val="999999"/>
           <w:sz w:val="18"/>
         </w:rPr>
@@ -1856,9 +1857,15 @@
     </w:p>
     <w:p>
       <w:pPr>
-        <w:pStyle w:val="Heading2"/>
+        <w:pStyle w:val="Heading1"/>
       </w:pPr>
       <w:r>
+        <w:rPr>
+          <w:rFonts w:ascii="Calibri" w:hAnsi="Calibri" w:eastAsia="宋体"/>
+          <w:b/>
+          <w:color w:val="6C2BD9"/>
+          <w:sz w:val="28"/>
+        </w:rPr>
         <w:t>五、目录结构速览</w:t>
       </w:r>
     </w:p>
@@ -1873,7 +1880,7 @@
           <w:rFonts w:ascii="Consolas" w:hAnsi="Consolas" w:eastAsia="Consolas"/>
           <w:b w:val="0"/>
           <w:i w:val="0"/>
-          <w:color w:val="2D2D3A"/>
+          <w:color w:val="1A1A2E"/>
           <w:sz w:val="18"/>
         </w:rPr>
         <w:t>study-help-pro/</w:t>
@@ -1884,7 +1891,7 @@
           <w:rFonts w:ascii="Consolas" w:hAnsi="Consolas" w:eastAsia="Consolas"/>
           <w:b w:val="0"/>
           <w:i w:val="0"/>
-          <w:color w:val="2D2D3A"/>
+          <w:color w:val="1A1A2E"/>
           <w:sz w:val="18"/>
         </w:rPr>
         <w:t>├── py-server/          ← 后端（Python FastAPI）</w:t>
@@ -1895,7 +1902,7 @@
           <w:rFonts w:ascii="Consolas" w:hAnsi="Consolas" w:eastAsia="Consolas"/>
           <w:b w:val="0"/>
           <w:i w:val="0"/>
-          <w:color w:val="2D2D3A"/>
+          <w:color w:val="1A1A2E"/>
           <w:sz w:val="18"/>
         </w:rPr>
         <w:t>│   ├── main.py         ← 应用入口</w:t>
@@ -1906,7 +1913,7 @@
           <w:rFonts w:ascii="Consolas" w:hAnsi="Consolas" w:eastAsia="Consolas"/>
           <w:b w:val="0"/>
           <w:i w:val="0"/>
-          <w:color w:val="2D2D3A"/>
+          <w:color w:val="1A1A2E"/>
           <w:sz w:val="18"/>
         </w:rPr>
         <w:t>│   ├── agents/         ← 10 个 Agent 节点</w:t>
@@ -1917,7 +1924,7 @@
           <w:rFonts w:ascii="Consolas" w:hAnsi="Consolas" w:eastAsia="Consolas"/>
           <w:b w:val="0"/>
           <w:i w:val="0"/>
-          <w:color w:val="2D2D3A"/>
+          <w:color w:val="1A1A2E"/>
           <w:sz w:val="18"/>
         </w:rPr>
         <w:t>│   ├── engines/        ← 算法引擎（GOMARL / FrugalRAG）</w:t>
@@ -1928,10 +1935,10 @@
           <w:rFonts w:ascii="Consolas" w:hAnsi="Consolas" w:eastAsia="Consolas"/>
           <w:b w:val="0"/>
           <w:i w:val="0"/>
-          <w:color w:val="2D2D3A"/>
+          <w:color w:val="1A1A2E"/>
           <w:sz w:val="18"/>
         </w:rPr>
-        <w:t>│   ├── api/            ← 35 个 API 路由模块</w:t>
+        <w:t>│   ├── api/            ← 44 个 API 路由模块（244 operations / 227 paths）</w:t>
         <w:br/>
       </w:r>
       <w:r>
@@ -1939,7 +1946,7 @@
           <w:rFonts w:ascii="Consolas" w:hAnsi="Consolas" w:eastAsia="Consolas"/>
           <w:b w:val="0"/>
           <w:i w:val="0"/>
-          <w:color w:val="2D2D3A"/>
+          <w:color w:val="1A1A2E"/>
           <w:sz w:val="18"/>
         </w:rPr>
         <w:t>│   ├── db/             ← 数据层（LLM / 向量库 / PG / Redis）</w:t>
@@ -1950,7 +1957,7 @@
           <w:rFonts w:ascii="Consolas" w:hAnsi="Consolas" w:eastAsia="Consolas"/>
           <w:b w:val="0"/>
           <w:i w:val="0"/>
-          <w:color w:val="2D2D3A"/>
+          <w:color w:val="1A1A2E"/>
           <w:sz w:val="18"/>
         </w:rPr>
         <w:t>│   └── prompts.py      ← 所有系统提示词</w:t>
@@ -1961,7 +1968,7 @@
           <w:rFonts w:ascii="Consolas" w:hAnsi="Consolas" w:eastAsia="Consolas"/>
           <w:b w:val="0"/>
           <w:i w:val="0"/>
-          <w:color w:val="2D2D3A"/>
+          <w:color w:val="1A1A2E"/>
           <w:sz w:val="18"/>
         </w:rPr>
         <w:t>├── src/                ← 前端（Vue 3 + TypeScript）</w:t>
@@ -1972,7 +1979,7 @@
           <w:rFonts w:ascii="Consolas" w:hAnsi="Consolas" w:eastAsia="Consolas"/>
           <w:b w:val="0"/>
           <w:i w:val="0"/>
-          <w:color w:val="2D2D3A"/>
+          <w:color w:val="1A1A2E"/>
           <w:sz w:val="18"/>
         </w:rPr>
         <w:t>│   ├── views/          ← 12 个视图</w:t>
@@ -1983,7 +1990,7 @@
           <w:rFonts w:ascii="Consolas" w:hAnsi="Consolas" w:eastAsia="Consolas"/>
           <w:b w:val="0"/>
           <w:i w:val="0"/>
-          <w:color w:val="2D2D3A"/>
+          <w:color w:val="1A1A2E"/>
           <w:sz w:val="18"/>
         </w:rPr>
         <w:t>│   ├── components/     ← 8 个组件</w:t>
@@ -1994,7 +2001,7 @@
           <w:rFonts w:ascii="Consolas" w:hAnsi="Consolas" w:eastAsia="Consolas"/>
           <w:b w:val="0"/>
           <w:i w:val="0"/>
-          <w:color w:val="2D2D3A"/>
+          <w:color w:val="1A1A2E"/>
           <w:sz w:val="18"/>
         </w:rPr>
         <w:t>│   └── stores/         ← Pinia 状态管理</w:t>
@@ -2005,114 +2012,21 @@
           <w:rFonts w:ascii="Consolas" w:hAnsi="Consolas" w:eastAsia="Consolas"/>
           <w:b w:val="0"/>
           <w:i w:val="0"/>
-          <w:color w:val="2D2D3A"/>
+          <w:color w:val="1A1A2E"/>
           <w:sz w:val="18"/>
         </w:rPr>
         <w:t>└── 02_配套文档/          ← 项目文档</w:t>
-      </w:r>
-    </w:p>
-    <w:p/>
-    <w:p>
-      <w:pPr>
-        <w:jc w:val="center"/>
-      </w:pPr>
-      <w:r>
-        <w:rPr>
-          <w:rFonts w:ascii="Calibri" w:hAnsi="Calibri" w:eastAsia="宋体"/>
-          <w:b w:val="0"/>
-          <w:i/>
-          <w:color w:val="999999"/>
-          <w:sz w:val="17"/>
-        </w:rPr>
-        <w:t>━ 本文档由 MARS-408 参赛团队编写，2026 福建高校「火山杯」Agent 创新大赛参赛配套 ━</w:t>
+        <w:br/>
       </w:r>
     </w:p>
     <w:sectPr>
-      <w:headerReference w:type="default" r:id="rId9"/>
-      <w:footerReference w:type="default" r:id="rId10"/>
       <w:pgSz w:w="12240" w:h="15840"/>
-      <w:pgMar w:top="1247" w:right="1361" w:bottom="1134" w:left="1361" w:header="720" w:footer="720" w:gutter="0"/>
+      <w:pgMar w:top="1440" w:right="1800" w:bottom="1440" w:left="1800" w:header="720" w:footer="720" w:gutter="0"/>
       <w:cols w:space="720"/>
       <w:docGrid w:linePitch="360"/>
     </w:sectPr>
   </w:body>
 </w:document>
-</file>
-
-<file path=word/footer1.xml><?xml version="1.0" encoding="utf-8"?>
-<w:ftr xmlns:m="http://schemas.openxmlformats.org/officeDocument/2006/math" xmlns:mc="http://schemas.openxmlformats.org/markup-compatibility/2006" xmlns:mo="http://schemas.microsoft.com/office/mac/office/2008/main" xmlns:mv="urn:schemas-microsoft-com:mac:vml" xmlns:o="urn:schemas-microsoft-com:office:office" xmlns:r="http://schemas.openxmlformats.org/officeDocument/2006/relationships" xmlns:v="urn:schemas-microsoft-com:vml" xmlns:w10="urn:schemas-microsoft-com:office:word" xmlns:w14="http://schemas.microsoft.com/office/word/2010/wordml" xmlns:w="http://schemas.openxmlformats.org/wordprocessingml/2006/main" xmlns:wne="http://schemas.microsoft.com/office/word/2006/wordml" xmlns:wp14="http://schemas.microsoft.com/office/word/2010/wordprocessingDrawing" xmlns:wp="http://schemas.openxmlformats.org/drawingml/2006/wordprocessingDrawing" xmlns:wpc="http://schemas.microsoft.com/office/word/2010/wordprocessingCanvas" xmlns:wpg="http://schemas.microsoft.com/office/word/2010/wordprocessingGroup" xmlns:wpi="http://schemas.microsoft.com/office/word/2010/wordprocessingInk" xmlns:wps="http://schemas.microsoft.com/office/word/2010/wordprocessingShape" mc:Ignorable="w14 wp14">
-  <w:p>
-    <w:pPr>
-      <w:pStyle w:val="Footer"/>
-      <w:jc w:val="center"/>
-    </w:pPr>
-    <w:r>
-      <w:rPr>
-        <w:rFonts w:ascii="Calibri" w:hAnsi="Calibri" w:eastAsia="宋体"/>
-        <w:b w:val="0"/>
-        <w:i w:val="0"/>
-        <w:color w:val="666666"/>
-        <w:sz w:val="18"/>
-      </w:rPr>
-      <w:t xml:space="preserve">第 </w:t>
-    </w:r>
-    <w:r>
-      <w:fldChar w:fldCharType="begin"/>
-      <w:instrText xml:space="preserve">PAGE</w:instrText>
-      <w:fldChar w:fldCharType="separate"/>
-      <w:t>右键更新域可生成目录</w:t>
-      <w:fldChar w:fldCharType="end"/>
-    </w:r>
-    <w:r>
-      <w:rPr>
-        <w:rFonts w:ascii="Calibri" w:hAnsi="Calibri" w:eastAsia="宋体"/>
-        <w:b w:val="0"/>
-        <w:i w:val="0"/>
-        <w:color w:val="666666"/>
-        <w:sz w:val="18"/>
-      </w:rPr>
-      <w:t xml:space="preserve"> 页 / 共 </w:t>
-    </w:r>
-    <w:r>
-      <w:fldChar w:fldCharType="begin"/>
-      <w:instrText xml:space="preserve">NUMPAGES</w:instrText>
-      <w:fldChar w:fldCharType="separate"/>
-      <w:t>右键更新域可生成目录</w:t>
-      <w:fldChar w:fldCharType="end"/>
-    </w:r>
-    <w:r>
-      <w:rPr>
-        <w:rFonts w:ascii="Calibri" w:hAnsi="Calibri" w:eastAsia="宋体"/>
-        <w:b w:val="0"/>
-        <w:i w:val="0"/>
-        <w:color w:val="666666"/>
-        <w:sz w:val="18"/>
-      </w:rPr>
-      <w:t xml:space="preserve"> 页</w:t>
-    </w:r>
-  </w:p>
-</w:ftr>
-</file>
-
-<file path=word/header1.xml><?xml version="1.0" encoding="utf-8"?>
-<w:hdr xmlns:m="http://schemas.openxmlformats.org/officeDocument/2006/math" xmlns:mc="http://schemas.openxmlformats.org/markup-compatibility/2006" xmlns:mo="http://schemas.microsoft.com/office/mac/office/2008/main" xmlns:mv="urn:schemas-microsoft-com:mac:vml" xmlns:o="urn:schemas-microsoft-com:office:office" xmlns:r="http://schemas.openxmlformats.org/officeDocument/2006/relationships" xmlns:v="urn:schemas-microsoft-com:vml" xmlns:w10="urn:schemas-microsoft-com:office:word" xmlns:w14="http://schemas.microsoft.com/office/word/2010/wordml" xmlns:w="http://schemas.openxmlformats.org/wordprocessingml/2006/main" xmlns:wne="http://schemas.microsoft.com/office/word/2006/wordml" xmlns:wp14="http://schemas.microsoft.com/office/word/2010/wordprocessingDrawing" xmlns:wp="http://schemas.openxmlformats.org/drawingml/2006/wordprocessingDrawing" xmlns:wpc="http://schemas.microsoft.com/office/word/2010/wordprocessingCanvas" xmlns:wpg="http://schemas.microsoft.com/office/word/2010/wordprocessingGroup" xmlns:wpi="http://schemas.microsoft.com/office/word/2010/wordprocessingInk" xmlns:wps="http://schemas.microsoft.com/office/word/2010/wordprocessingShape" mc:Ignorable="w14 wp14">
-  <w:p>
-    <w:pPr>
-      <w:pStyle w:val="Header"/>
-      <w:jc w:val="right"/>
-    </w:pPr>
-    <w:r>
-      <w:rPr>
-        <w:rFonts w:ascii="Calibri" w:hAnsi="Calibri" w:eastAsia="宋体"/>
-        <w:b w:val="0"/>
-        <w:i w:val="0"/>
-        <w:color w:val="999999"/>
-        <w:sz w:val="17"/>
-      </w:rPr>
-      <w:t>MARS-408 · MARS-408 快速启动指南</w:t>
-    </w:r>
-  </w:p>
-</w:hdr>
 </file>
 
 <file path=word/numbering.xml><?xml version="1.0" encoding="utf-8"?>
@@ -2478,14 +2392,6 @@
     <w:name w:val="Normal"/>
     <w:qFormat/>
     <w:rsid w:val="00FC693F"/>
-    <w:pPr>
-      <w:spacing w:lineRule="auto" w:line="324" w:after="80"/>
-    </w:pPr>
-    <w:rPr>
-      <w:rFonts w:ascii="Calibri" w:hAnsi="Calibri" w:eastAsia="宋体"/>
-      <w:color w:val="1A1A2E"/>
-      <w:sz w:val="21"/>
-    </w:rPr>
   </w:style>
   <w:style w:type="paragraph" w:styleId="Header">
     <w:name w:val="header"/>
@@ -2542,15 +2448,15 @@
     <w:pPr>
       <w:keepNext/>
       <w:keepLines/>
-      <w:spacing w:before="280" w:after="120"/>
+      <w:spacing w:before="480" w:after="0"/>
       <w:outlineLvl w:val="0"/>
     </w:pPr>
     <w:rPr>
-      <w:rFonts w:asciiTheme="majorHAnsi" w:eastAsiaTheme="majorEastAsia" w:hAnsiTheme="majorHAnsi" w:cstheme="majorBidi" w:ascii="Calibri" w:hAnsi="Calibri" w:eastAsia="黑体"/>
+      <w:rFonts w:asciiTheme="majorHAnsi" w:eastAsiaTheme="majorEastAsia" w:hAnsiTheme="majorHAnsi" w:cstheme="majorBidi"/>
       <w:b/>
       <w:bCs/>
-      <w:color w:val="4A1F96"/>
-      <w:sz w:val="36"/>
+      <w:color w:val="365F91" w:themeColor="accent1" w:themeShade="BF"/>
+      <w:sz w:val="28"/>
       <w:szCs w:val="28"/>
     </w:rPr>
   </w:style>
@@ -2566,15 +2472,15 @@
     <w:pPr>
       <w:keepNext/>
       <w:keepLines/>
-      <w:spacing w:before="280" w:after="120"/>
+      <w:spacing w:before="200" w:after="0"/>
       <w:outlineLvl w:val="1"/>
     </w:pPr>
     <w:rPr>
-      <w:rFonts w:asciiTheme="majorHAnsi" w:eastAsiaTheme="majorEastAsia" w:hAnsiTheme="majorHAnsi" w:cstheme="majorBidi" w:ascii="Calibri" w:hAnsi="Calibri" w:eastAsia="黑体"/>
+      <w:rFonts w:asciiTheme="majorHAnsi" w:eastAsiaTheme="majorEastAsia" w:hAnsiTheme="majorHAnsi" w:cstheme="majorBidi"/>
       <w:b/>
       <w:bCs/>
-      <w:color w:val="6C2BD9"/>
-      <w:sz w:val="30"/>
+      <w:color w:val="4F81BD" w:themeColor="accent1"/>
+      <w:sz w:val="26"/>
       <w:szCs w:val="26"/>
     </w:rPr>
   </w:style>
@@ -2590,15 +2496,14 @@
     <w:pPr>
       <w:keepNext/>
       <w:keepLines/>
-      <w:spacing w:before="160" w:after="120"/>
+      <w:spacing w:before="200" w:after="0"/>
       <w:outlineLvl w:val="2"/>
     </w:pPr>
     <w:rPr>
-      <w:rFonts w:asciiTheme="majorHAnsi" w:eastAsiaTheme="majorEastAsia" w:hAnsiTheme="majorHAnsi" w:cstheme="majorBidi" w:ascii="Calibri" w:hAnsi="Calibri" w:eastAsia="黑体"/>
+      <w:rFonts w:asciiTheme="majorHAnsi" w:eastAsiaTheme="majorEastAsia" w:hAnsiTheme="majorHAnsi" w:cstheme="majorBidi"/>
       <w:b/>
       <w:bCs/>
-      <w:color w:val="1A1A2E"/>
-      <w:sz w:val="26"/>
+      <w:color w:val="4F81BD" w:themeColor="accent1"/>
     </w:rPr>
   </w:style>
   <w:style w:type="paragraph" w:styleId="Heading4">
@@ -2614,17 +2519,16 @@
     <w:pPr>
       <w:keepNext/>
       <w:keepLines/>
-      <w:spacing w:before="160" w:after="120"/>
+      <w:spacing w:before="200" w:after="0"/>
       <w:outlineLvl w:val="3"/>
     </w:pPr>
     <w:rPr>
-      <w:rFonts w:asciiTheme="majorHAnsi" w:eastAsiaTheme="majorEastAsia" w:hAnsiTheme="majorHAnsi" w:cstheme="majorBidi" w:ascii="Calibri" w:hAnsi="Calibri" w:eastAsia="黑体"/>
+      <w:rFonts w:asciiTheme="majorHAnsi" w:eastAsiaTheme="majorEastAsia" w:hAnsiTheme="majorHAnsi" w:cstheme="majorBidi"/>
       <w:b/>
       <w:bCs/>
       <w:i/>
       <w:iCs/>
-      <w:color w:val="1A1A2E"/>
-      <w:sz w:val="23"/>
+      <w:color w:val="4F81BD" w:themeColor="accent1"/>
     </w:rPr>
   </w:style>
   <w:style w:type="paragraph" w:styleId="Heading5">

--- a/submission/02_配套文档/docx/快速启动指南.docx
+++ b/submission/02_配套文档/docx/快速启动指南.docx
@@ -1938,7 +1938,7 @@
           <w:color w:val="1A1A2E"/>
           <w:sz w:val="18"/>
         </w:rPr>
-        <w:t>│   ├── api/            ← 44 个 API 路由模块（244 operations / 227 paths）</w:t>
+        <w:t>│   ├── api/            ← 44 个 API 路由模块（245 operations / 228 paths）</w:t>
         <w:br/>
       </w:r>
       <w:r>

--- a/submission/02_配套文档/docx/快速启动指南.docx
+++ b/submission/02_配套文档/docx/快速启动指南.docx
@@ -1483,7 +1483,7 @@
           <w:color w:val="1A1A2E"/>
           <w:sz w:val="21"/>
         </w:rPr>
-        <w:t>三通道自动回退规则：讯飞星火 X2（第一优先级）→ DeepSeek → Qwen2.5</w:t>
+        <w:t>四通道自动回退规则：讯飞星火 X2（第一优先级）→ DeepSeek → Qwen → 智谱 GLM</w:t>
       </w:r>
     </w:p>
     <w:p>
